--- a/content/docx/zh/text-2.docx
+++ b/content/docx/zh/text-2.docx
@@ -239,7 +239,7 @@
         <w:spacing w:after="40"/>
       </w:pPr>
       <w:r>
-        <w:t>2023 –《卡塔尔的天空下》，香港荣翔，中国</w:t>
+        <w:t>2023 –《卡塔尔的天空下》，香港蓉祥，中国</w:t>
       </w:r>
     </w:p>
     <w:p>
@@ -247,7 +247,7 @@
         <w:spacing w:after="40"/>
       </w:pPr>
       <w:r>
-        <w:t>2025 –《尼罗河上的生活》，香港荣翔，中国</w:t>
+        <w:t>2025 –《尼罗河上的生活》，香港蓉祥，中国</w:t>
       </w:r>
     </w:p>
     <w:p>
@@ -391,7 +391,7 @@
         <w:spacing w:after="40"/>
       </w:pPr>
       <w:r>
-        <w:t>2017 – Papolle Art，百越画廊，桂林，中国</w:t>
+        <w:t>2017 – Papolle Art，百悦画廊，桂林，中国</w:t>
       </w:r>
     </w:p>
     <w:p>
@@ -447,7 +447,7 @@
         <w:spacing w:after="40"/>
       </w:pPr>
       <w:r>
-        <w:t>2024.9.1–2025.1.31 –《雨》，百越画廊，桂林，中国</w:t>
+        <w:t>2024.9.1–2025.1.31 –《雨》，百悦画廊，桂林，中国</w:t>
       </w:r>
     </w:p>
     <w:p>
@@ -455,7 +455,7 @@
         <w:spacing w:after="40"/>
       </w:pPr>
       <w:r>
-        <w:t>2024.9.1–12.31 –《缅甸芬芳》，百越画廊，桂林，中国</w:t>
+        <w:t>2024.9.1–12.31 –《缅甸芬芳》，百悦画廊，桂林，中国</w:t>
       </w:r>
     </w:p>
     <w:p>
@@ -471,7 +471,7 @@
         <w:spacing w:after="40"/>
       </w:pPr>
       <w:r>
-        <w:t>2025.6.1–8.31 –《从多哈到桂林》，百越画廊，桂林，中国</w:t>
+        <w:t>2025.6.1–8.31 –《从多哈到桂林》，百悦画廊，桂林，中国</w:t>
       </w:r>
     </w:p>
     <w:p>
@@ -575,7 +575,7 @@
         <w:spacing w:after="40"/>
       </w:pPr>
       <w:r>
-        <w:t>2024.10.1–11.15 –《鸟》，百越画廊，桂林，中国</w:t>
+        <w:t>2024.10.1–11.15 –《鸟》，百悦画廊，桂林，中国</w:t>
       </w:r>
     </w:p>
     <w:p>
@@ -591,7 +591,7 @@
         <w:spacing w:after="40"/>
       </w:pPr>
       <w:r>
-        <w:t>2024.10.27–12.31 – 桂林古建筑展，百越画廊，桂林，中国</w:t>
+        <w:t>2024.10.27–12.31 – 桂林古建筑展，百悦画廊，桂林，中国</w:t>
       </w:r>
     </w:p>
     <w:p>
@@ -607,7 +607,7 @@
         <w:spacing w:after="40"/>
       </w:pPr>
       <w:r>
-        <w:t>2026.4.1–5.31 – 桂江水文化艺术展，百越画廊，桂林，中国</w:t>
+        <w:t>2026.4.1–5.31 – 桂江水文化艺术展，百悦画廊，桂林，中国</w:t>
       </w:r>
     </w:p>
     <w:sectPr>

--- a/content/docx/zh/text-2.docx
+++ b/content/docx/zh/text-2.docx
@@ -191,7 +191,7 @@
         <w:spacing w:after="40"/>
       </w:pPr>
       <w:r>
-        <w:t>2013 –《婆罗门之花：缅甸》，漓江出版社，中国</w:t>
+        <w:t>2013 –《梵花 · 缅甸》，漓江出版社，中国</w:t>
       </w:r>
     </w:p>
     <w:p>
@@ -519,7 +519,7 @@
         <w:spacing w:after="40"/>
       </w:pPr>
       <w:r>
-        <w:t>2018.5.25–6.5 –《婆罗门之花：缅甸》，东莞文化馆，东莞，中国</w:t>
+        <w:t>2018.5.25–6.5 –《梵花 · 缅甸》，东莞文化馆，东莞，中国</w:t>
       </w:r>
     </w:p>
     <w:p>
@@ -527,7 +527,7 @@
         <w:spacing w:after="40"/>
       </w:pPr>
       <w:r>
-        <w:t>2018.1.20–3.3 –《婆罗门之花：缅甸》，来宾，中国</w:t>
+        <w:t>2018.1.20–3.3 –《梵花 · 缅甸》，来宾，中国</w:t>
       </w:r>
     </w:p>
     <w:p>
@@ -535,7 +535,7 @@
         <w:spacing w:after="40"/>
       </w:pPr>
       <w:r>
-        <w:t>2019.1.5–2.20 –《婆罗门之花：缅甸》，南宁博物馆，南宁，中国</w:t>
+        <w:t>2019.1.5–2.20 –《梵花 · 缅甸》，南宁博物馆，南宁，中国</w:t>
       </w:r>
     </w:p>
     <w:p>
@@ -543,7 +543,7 @@
         <w:spacing w:after="40"/>
       </w:pPr>
       <w:r>
-        <w:t>2019.3.26–6.26 –《婆罗门之花：缅甸》，三亚凤凰岛，三亚，中国</w:t>
+        <w:t>2019.3.26–6.26 –《梵花 · 缅甸》，三亚凤凰岛，三亚，中国</w:t>
       </w:r>
     </w:p>
     <w:p>
@@ -559,7 +559,7 @@
         <w:spacing w:after="40"/>
       </w:pPr>
       <w:r>
-        <w:t>2019.11.30–12.10 –《婆罗门之花：缅甸》，华兴美术馆，桂林，中国</w:t>
+        <w:t>2019.11.30–12.10 –《梵花 · 缅甸》，华兴美术馆，桂林，中国</w:t>
       </w:r>
     </w:p>
     <w:p>
